--- a/tripmate-agent-capstone/reports/Test_Execution_Report.docx
+++ b/tripmate-agent-capstone/reports/Test_Execution_Report.docx
@@ -63,7 +63,7 @@
           </w:tcPr>
           <w:p>
             <w:r>
-              <w:t>2026-09-05 19:35:16</w:t>
+              <w:t>2026-09-05 21:10:16</w:t>
             </w:r>
           </w:p>
         </w:tc>
@@ -1123,7 +1123,7 @@
               <w:rPr>
                 <w:sz w:val="17"/>
               </w:rPr>
-              <w:t>TS-02: tr_5ba90763a193,tr_7443662dc823</w:t>
+              <w:t>TS-02: tr_bb2496bd7371,tr_af3c334a060e</w:t>
             </w:r>
           </w:p>
         </w:tc>
@@ -1429,7 +1429,7 @@
               <w:rPr>
                 <w:sz w:val="17"/>
               </w:rPr>
-              <w:t>PL-01: tr_61cd84c19cc6</w:t>
+              <w:t>PL-01: tr_c929899ec34e</w:t>
             </w:r>
           </w:p>
         </w:tc>
@@ -1735,7 +1735,7 @@
               <w:rPr>
                 <w:sz w:val="17"/>
               </w:rPr>
-              <w:t>PL-06: tr_853f9f1acd70; RA-02: tr_b7e4bf184c6d</w:t>
+              <w:t>PL-06: tr_ef5c8d53edee; RA-02: tr_8e6c7f41954f</w:t>
             </w:r>
           </w:p>
         </w:tc>
@@ -2041,7 +2041,7 @@
               <w:rPr>
                 <w:sz w:val="17"/>
               </w:rPr>
-              <w:t>OB-03: tr_7f35c7e7a75f</w:t>
+              <w:t>OB-03: tr_2ec0f70c8cd6</w:t>
             </w:r>
           </w:p>
         </w:tc>
@@ -2347,7 +2347,7 @@
               <w:rPr>
                 <w:sz w:val="17"/>
               </w:rPr>
-              <w:t>RA-04: tr_de4c27bbd0fe</w:t>
+              <w:t>RA-04: tr_2aba48320316</w:t>
             </w:r>
           </w:p>
         </w:tc>
@@ -2653,7 +2653,7 @@
               <w:rPr>
                 <w:sz w:val="17"/>
               </w:rPr>
-              <w:t>RT-06: tr_c835c57a2913,tr_ce6ceedfb497,tr_ca7ee80612e7</w:t>
+              <w:t>RT-06: tr_49decc34b412,tr_2091d1eca3a7,tr_ea6c712898ac</w:t>
             </w:r>
           </w:p>
         </w:tc>
@@ -2959,7 +2959,7 @@
               <w:rPr>
                 <w:sz w:val="17"/>
               </w:rPr>
-              <w:t>RT-02: tr_d6c89ba040ad</w:t>
+              <w:t>RT-02: tr_dda85054dd6f</w:t>
             </w:r>
           </w:p>
         </w:tc>
